--- a/concierge/templates/property-care.docx
+++ b/concierge/templates/property-care.docx
@@ -535,7 +535,7 @@
           <w:sz w:val="16"/>
           <w:szCs w:val="16"/>
         </w:rPr>
-        <w:t xml:space="preserve">, seven years of UK construction and IoT project management, supplying professional services as a sole trader, 55 Remington Road, London N15 6SS. The visit is a visual walk round of the areas that could be reached on the day. It is not a survey, a security patrol, or care for anybody living at the property.</w:t>
+        <w:t xml:space="preserve">, seven years of UK construction and IoT project management, supplying professional services as a sole trader. The visit is a visual walk round of the areas that could be reached on the day. It is not a survey, a security patrol, or care for anybody living at the property.</w:t>
       </w:r>
     </w:p>
     <w:p>
@@ -16699,7 +16699,7 @@
         <w:sz w:val="14"/>
         <w:szCs w:val="14"/>
       </w:rPr>
-      <w:t xml:space="preserve">Supplied by Monique Sewell-Bennett, sole trader, 55 Remington Road, London N15 6SS</w:t>
+      <w:t xml:space="preserve">Supplied by Monique Sewell-Bennett, sole trader</w:t>
     </w:r>
     <w:r>
       <w:rPr>
